--- a/public/JonasAraujoCV.docx
+++ b/public/JonasAraujoCV.docx
@@ -272,11 +272,11 @@
                       <wpg:grpSp>
                         <wpg:cNvGrpSpPr/>
                         <wpg:grpSpPr>
-                          <a:xfrm flipH="1" rot="10800000">
-                            <a:off x="0" y="3698423"/>
-                            <a:ext cx="10691986" cy="163175"/>
-                            <a:chOff x="0" y="0"/>
-                            <a:chExt cx="11572225" cy="163175"/>
+                          <a:xfrm>
+                            <a:off x="0" y="3698403"/>
+                            <a:ext cx="10692000" cy="163195"/>
+                            <a:chOff x="0" y="3698400"/>
+                            <a:chExt cx="10692000" cy="163200"/>
                           </a:xfrm>
                         </wpg:grpSpPr>
                         <wps:wsp>
@@ -284,8 +284,8 @@
                           <wps:cNvPr id="3" name="Shape 3"/>
                           <wps:spPr>
                             <a:xfrm>
-                              <a:off x="0" y="0"/>
-                              <a:ext cx="11572225" cy="163175"/>
+                              <a:off x="0" y="3698400"/>
+                              <a:ext cx="10692000" cy="163200"/>
                             </a:xfrm>
                             <a:prstGeom prst="rect">
                               <a:avLst/>
@@ -311,78 +311,121 @@
                             <a:noAutofit/>
                           </wps:bodyPr>
                         </wps:wsp>
-                        <wps:wsp>
-                          <wps:cNvSpPr/>
-                          <wps:cNvPr id="4" name="Shape 4"/>
-                          <wps:spPr>
-                            <a:xfrm>
-                              <a:off x="23956" y="20534"/>
-                              <a:ext cx="11524326" cy="119964"/>
+                        <wpg:grpSp>
+                          <wpg:cNvGrpSpPr/>
+                          <wpg:grpSpPr>
+                            <a:xfrm flipH="1" rot="10800000">
+                              <a:off x="0" y="3698423"/>
+                              <a:ext cx="10691986" cy="163175"/>
+                              <a:chOff x="0" y="0"/>
+                              <a:chExt cx="11572225" cy="163175"/>
                             </a:xfrm>
-                            <a:prstGeom prst="rect">
-                              <a:avLst/>
-                            </a:prstGeom>
-                            <a:solidFill>
-                              <a:srgbClr val="A4A4A4"/>
-                            </a:solidFill>
-                            <a:ln>
+                          </wpg:grpSpPr>
+                          <wps:wsp>
+                            <wps:cNvSpPr/>
+                            <wps:cNvPr id="5" name="Shape 5"/>
+                            <wps:spPr>
+                              <a:xfrm>
+                                <a:off x="0" y="0"/>
+                                <a:ext cx="11572225" cy="163175"/>
+                              </a:xfrm>
+                              <a:prstGeom prst="rect">
+                                <a:avLst/>
+                              </a:prstGeom>
                               <a:noFill/>
-                            </a:ln>
-                          </wps:spPr>
-                          <wps:txbx>
-                            <w:txbxContent>
-                              <w:p>
-                                <w:pPr>
-                                  <w:spacing w:after="0" w:before="0" w:line="240"/>
-                                  <w:ind w:left="0" w:right="0" w:firstLine="0"/>
-                                  <w:jc w:val="left"/>
-                                  <w:textDirection w:val="btLr"/>
-                                </w:pPr>
-                              </w:p>
-                            </w:txbxContent>
-                          </wps:txbx>
-                          <wps:bodyPr anchorCtr="0" anchor="ctr" bIns="91425" lIns="91425" spcFirstLastPara="1" rIns="91425" wrap="square" tIns="91425">
-                            <a:noAutofit/>
-                          </wps:bodyPr>
-                        </wps:wsp>
-                        <wps:wsp>
-                          <wps:cNvSpPr/>
-                          <wps:cNvPr id="5" name="Shape 5"/>
-                          <wps:spPr>
-                            <a:xfrm>
-                              <a:off x="23956" y="20534"/>
-                              <a:ext cx="11524326" cy="119964"/>
-                            </a:xfrm>
-                            <a:prstGeom prst="rect">
-                              <a:avLst/>
-                            </a:prstGeom>
-                            <a:noFill/>
-                            <a:ln cap="flat" cmpd="sng" w="25400">
+                              <a:ln>
+                                <a:noFill/>
+                              </a:ln>
+                            </wps:spPr>
+                            <wps:txbx>
+                              <w:txbxContent>
+                                <w:p>
+                                  <w:pPr>
+                                    <w:spacing w:after="0" w:before="0" w:line="240"/>
+                                    <w:ind w:left="0" w:right="0" w:firstLine="0"/>
+                                    <w:jc w:val="left"/>
+                                    <w:textDirection w:val="btLr"/>
+                                  </w:pPr>
+                                </w:p>
+                              </w:txbxContent>
+                            </wps:txbx>
+                            <wps:bodyPr anchorCtr="0" anchor="ctr" bIns="91425" lIns="91425" spcFirstLastPara="1" rIns="91425" wrap="square" tIns="91425">
+                              <a:noAutofit/>
+                            </wps:bodyPr>
+                          </wps:wsp>
+                          <wps:wsp>
+                            <wps:cNvSpPr/>
+                            <wps:cNvPr id="6" name="Shape 6"/>
+                            <wps:spPr>
+                              <a:xfrm>
+                                <a:off x="23956" y="20534"/>
+                                <a:ext cx="11524326" cy="119964"/>
+                              </a:xfrm>
+                              <a:prstGeom prst="rect">
+                                <a:avLst/>
+                              </a:prstGeom>
                               <a:solidFill>
                                 <a:srgbClr val="A4A4A4"/>
                               </a:solidFill>
-                              <a:prstDash val="solid"/>
-                              <a:round/>
-                              <a:headEnd len="sm" w="sm" type="none"/>
-                              <a:tailEnd len="sm" w="sm" type="none"/>
-                            </a:ln>
-                          </wps:spPr>
-                          <wps:txbx>
-                            <w:txbxContent>
-                              <w:p>
-                                <w:pPr>
-                                  <w:spacing w:after="0" w:before="0" w:line="240"/>
-                                  <w:ind w:left="0" w:right="0" w:firstLine="0"/>
-                                  <w:jc w:val="left"/>
-                                  <w:textDirection w:val="btLr"/>
-                                </w:pPr>
-                              </w:p>
-                            </w:txbxContent>
-                          </wps:txbx>
-                          <wps:bodyPr anchorCtr="0" anchor="ctr" bIns="91425" lIns="91425" spcFirstLastPara="1" rIns="91425" wrap="square" tIns="91425">
-                            <a:noAutofit/>
-                          </wps:bodyPr>
-                        </wps:wsp>
+                              <a:ln>
+                                <a:noFill/>
+                              </a:ln>
+                            </wps:spPr>
+                            <wps:txbx>
+                              <w:txbxContent>
+                                <w:p>
+                                  <w:pPr>
+                                    <w:spacing w:after="0" w:before="0" w:line="240"/>
+                                    <w:ind w:left="0" w:right="0" w:firstLine="0"/>
+                                    <w:jc w:val="left"/>
+                                    <w:textDirection w:val="btLr"/>
+                                  </w:pPr>
+                                </w:p>
+                              </w:txbxContent>
+                            </wps:txbx>
+                            <wps:bodyPr anchorCtr="0" anchor="ctr" bIns="91425" lIns="91425" spcFirstLastPara="1" rIns="91425" wrap="square" tIns="91425">
+                              <a:noAutofit/>
+                            </wps:bodyPr>
+                          </wps:wsp>
+                          <wps:wsp>
+                            <wps:cNvSpPr/>
+                            <wps:cNvPr id="7" name="Shape 7"/>
+                            <wps:spPr>
+                              <a:xfrm>
+                                <a:off x="23956" y="20534"/>
+                                <a:ext cx="11524326" cy="119964"/>
+                              </a:xfrm>
+                              <a:prstGeom prst="rect">
+                                <a:avLst/>
+                              </a:prstGeom>
+                              <a:noFill/>
+                              <a:ln cap="flat" cmpd="sng" w="25400">
+                                <a:solidFill>
+                                  <a:srgbClr val="A4A4A4"/>
+                                </a:solidFill>
+                                <a:prstDash val="solid"/>
+                                <a:round/>
+                                <a:headEnd len="sm" w="sm" type="none"/>
+                                <a:tailEnd len="sm" w="sm" type="none"/>
+                              </a:ln>
+                            </wps:spPr>
+                            <wps:txbx>
+                              <w:txbxContent>
+                                <w:p>
+                                  <w:pPr>
+                                    <w:spacing w:after="0" w:before="0" w:line="240"/>
+                                    <w:ind w:left="0" w:right="0" w:firstLine="0"/>
+                                    <w:jc w:val="left"/>
+                                    <w:textDirection w:val="btLr"/>
+                                  </w:pPr>
+                                </w:p>
+                              </w:txbxContent>
+                            </wps:txbx>
+                            <wps:bodyPr anchorCtr="0" anchor="ctr" bIns="91425" lIns="91425" spcFirstLastPara="1" rIns="91425" wrap="square" tIns="91425">
+                              <a:noAutofit/>
+                            </wps:bodyPr>
+                          </wps:wsp>
+                        </wpg:grpSp>
                       </wpg:grpSp>
                     </wpg:wgp>
                   </a:graphicData>
@@ -543,7 +586,6 @@
           <w:color w:val="000000"/>
           <w:sz w:val="22"/>
           <w:szCs w:val="22"/>
-          <w:u w:val="none"/>
           <w:shd w:fill="auto" w:val="clear"/>
           <w:vertAlign w:val="baseline"/>
         </w:rPr>
@@ -589,6 +631,41 @@
         <w:spacing w:after="0" w:before="0" w:line="278.00000000000006" w:lineRule="auto"/>
         <w:ind w:left="720" w:right="1589" w:hanging="360"/>
         <w:jc w:val="left"/>
+        <w:rPr/>
+      </w:pPr>
+      <w:r>
+        <w:rPr>
+          <w:rtl w:val="0"/>
+        </w:rPr>
+        <w:t xml:space="preserve">Associate Degree in Information Technology Management - Fatec - Brazil (2026-2029)</w:t>
+      </w:r>
+      <w:r>
+        <w:rPr>
+          <w:rtl w:val="0"/>
+        </w:rPr>
+      </w:r>
+    </w:p>
+    <w:p>
+      <w:pPr>
+        <w:keepNext w:val="0"/>
+        <w:keepLines w:val="0"/>
+        <w:pageBreakBefore w:val="0"/>
+        <w:widowControl w:val="0"/>
+        <w:numPr>
+          <w:ilvl w:val="0"/>
+          <w:numId w:val="2"/>
+        </w:numPr>
+        <w:pBdr>
+          <w:top w:space="0" w:sz="0" w:val="nil"/>
+          <w:left w:space="0" w:sz="0" w:val="nil"/>
+          <w:bottom w:space="0" w:sz="0" w:val="nil"/>
+          <w:right w:space="0" w:sz="0" w:val="nil"/>
+          <w:between w:space="0" w:sz="0" w:val="nil"/>
+        </w:pBdr>
+        <w:shd w:fill="auto" w:val="clear"/>
+        <w:spacing w:after="0" w:before="0" w:line="278.00000000000006" w:lineRule="auto"/>
+        <w:ind w:left="720" w:right="1589" w:hanging="360"/>
+        <w:jc w:val="left"/>
         <w:rPr>
           <w:rFonts w:ascii="Times New Roman" w:cs="Times New Roman" w:eastAsia="Times New Roman" w:hAnsi="Times New Roman"/>
           <w:b w:val="0"/>
@@ -600,7 +677,6 @@
           <w:color w:val="000000"/>
           <w:sz w:val="22"/>
           <w:szCs w:val="22"/>
-          <w:u w:val="none"/>
           <w:shd w:fill="auto" w:val="clear"/>
           <w:vertAlign w:val="baseline"/>
         </w:rPr>
@@ -657,7 +733,6 @@
           <w:color w:val="000000"/>
           <w:sz w:val="22"/>
           <w:szCs w:val="22"/>
-          <w:u w:val="none"/>
           <w:shd w:fill="auto" w:val="clear"/>
           <w:vertAlign w:val="baseline"/>
         </w:rPr>
@@ -854,7 +929,7 @@
         <w:jc w:val="center"/>
         <w:rPr/>
       </w:pPr>
-      <w:bookmarkStart w:colFirst="0" w:colLast="0" w:name="_ng1w0yi652b0" w:id="0"/>
+      <w:bookmarkStart w:colFirst="0" w:colLast="0" w:name="_4impae40kpsj" w:id="0"/>
       <w:bookmarkEnd w:id="0"/>
       <w:r>
         <w:rPr>
@@ -905,11 +980,6 @@
           <w:rtl w:val="0"/>
         </w:rPr>
         <w:t xml:space="preserve"> </w:t>
-      </w:r>
-      <w:r>
-        <w:rPr>
-          <w:rtl w:val="0"/>
-        </w:rPr>
       </w:r>
     </w:p>
     <w:p>
@@ -1459,7 +1529,7 @@
           <w:ilvl w:val="0"/>
           <w:numId w:val="3"/>
         </w:numPr>
-        <w:spacing w:after="0" w:afterAutospacing="0" w:before="2" w:lineRule="auto"/>
+        <w:spacing w:after="0" w:before="2" w:lineRule="auto"/>
         <w:ind w:left="720" w:hanging="360"/>
         <w:rPr/>
       </w:pPr>
@@ -1476,7 +1546,7 @@
           <w:ilvl w:val="0"/>
           <w:numId w:val="3"/>
         </w:numPr>
-        <w:spacing w:before="0" w:beforeAutospacing="0" w:lineRule="auto"/>
+        <w:spacing w:before="0" w:lineRule="auto"/>
         <w:ind w:left="720" w:hanging="360"/>
         <w:rPr/>
       </w:pPr>
@@ -1533,15 +1603,18 @@
           <w:numId w:val="1"/>
         </w:numPr>
         <w:ind w:left="720" w:right="3978" w:hanging="360"/>
-        <w:rPr>
-          <w:u w:val="none"/>
-        </w:rPr>
+        <w:rPr/>
       </w:pPr>
       <w:r>
         <w:rPr>
           <w:rtl w:val="0"/>
         </w:rPr>
         <w:t xml:space="preserve">Microservices Architecture with .NET – Udemy (Leandro Costa) </w:t>
+      </w:r>
+      <w:r>
+        <w:rPr>
+          <w:rtl w:val="0"/>
+        </w:rPr>
       </w:r>
     </w:p>
     <w:p>
@@ -1551,15 +1624,18 @@
           <w:numId w:val="1"/>
         </w:numPr>
         <w:ind w:left="720" w:right="3978" w:hanging="360"/>
-        <w:rPr>
-          <w:u w:val="none"/>
-        </w:rPr>
+        <w:rPr/>
       </w:pPr>
       <w:r>
         <w:rPr>
           <w:rtl w:val="0"/>
         </w:rPr>
         <w:t xml:space="preserve">Docker: Mastering Container Creation and Management – Udemy (Argus Academy)</w:t>
+      </w:r>
+      <w:r>
+        <w:rPr>
+          <w:rtl w:val="0"/>
+        </w:rPr>
       </w:r>
     </w:p>
     <w:p>
@@ -1569,15 +1645,18 @@
           <w:numId w:val="1"/>
         </w:numPr>
         <w:ind w:left="720" w:right="3978" w:hanging="360"/>
-        <w:rPr>
-          <w:u w:val="none"/>
-        </w:rPr>
+        <w:rPr/>
       </w:pPr>
       <w:r>
         <w:rPr>
           <w:rtl w:val="0"/>
         </w:rPr>
         <w:t xml:space="preserve">Complete C# Object-Oriented Programming – Udemy (Nelio Alves) </w:t>
+      </w:r>
+      <w:r>
+        <w:rPr>
+          <w:rtl w:val="0"/>
+        </w:rPr>
       </w:r>
     </w:p>
     <w:p>
@@ -1587,15 +1666,18 @@
           <w:numId w:val="1"/>
         </w:numPr>
         <w:ind w:left="720" w:right="3978" w:hanging="360"/>
-        <w:rPr>
-          <w:u w:val="none"/>
-        </w:rPr>
+        <w:rPr/>
       </w:pPr>
       <w:r>
         <w:rPr>
           <w:rtl w:val="0"/>
         </w:rPr>
         <w:t xml:space="preserve">React Native Course – Codeacademy</w:t>
+      </w:r>
+      <w:r>
+        <w:rPr>
+          <w:rtl w:val="0"/>
+        </w:rPr>
       </w:r>
     </w:p>
     <w:p>
@@ -1605,15 +1687,18 @@
           <w:numId w:val="1"/>
         </w:numPr>
         <w:ind w:left="720" w:hanging="360"/>
-        <w:rPr>
-          <w:u w:val="none"/>
-        </w:rPr>
+        <w:rPr/>
       </w:pPr>
       <w:r>
         <w:rPr>
           <w:rtl w:val="0"/>
         </w:rPr>
         <w:t xml:space="preserve">Angular Developer Enterprise Training – DIO</w:t>
+      </w:r>
+      <w:r>
+        <w:rPr>
+          <w:rtl w:val="0"/>
+        </w:rPr>
       </w:r>
     </w:p>
     <w:p>
@@ -1623,15 +1708,18 @@
           <w:numId w:val="1"/>
         </w:numPr>
         <w:ind w:left="720" w:right="4072" w:hanging="360"/>
-        <w:rPr>
-          <w:u w:val="none"/>
-        </w:rPr>
+        <w:rPr/>
       </w:pPr>
       <w:r>
         <w:rPr>
           <w:rtl w:val="0"/>
         </w:rPr>
         <w:t xml:space="preserve">Complete Docker from Zero to Advanced – Udemy (Andre Iacono) </w:t>
+      </w:r>
+      <w:r>
+        <w:rPr>
+          <w:rtl w:val="0"/>
+        </w:rPr>
       </w:r>
     </w:p>
     <w:p>
@@ -1641,15 +1729,18 @@
           <w:numId w:val="1"/>
         </w:numPr>
         <w:ind w:left="720" w:right="4072" w:hanging="360"/>
-        <w:rPr>
-          <w:u w:val="none"/>
-        </w:rPr>
+        <w:rPr/>
       </w:pPr>
       <w:r>
         <w:rPr>
           <w:rtl w:val="0"/>
         </w:rPr>
         <w:t xml:space="preserve">React Native Training – Alura</w:t>
+      </w:r>
+      <w:r>
+        <w:rPr>
+          <w:rtl w:val="0"/>
+        </w:rPr>
       </w:r>
     </w:p>
     <w:p>
@@ -1659,15 +1750,18 @@
           <w:numId w:val="1"/>
         </w:numPr>
         <w:ind w:left="720" w:right="6216" w:hanging="360"/>
-        <w:rPr>
-          <w:u w:val="none"/>
-        </w:rPr>
+        <w:rPr/>
       </w:pPr>
       <w:r>
         <w:rPr>
           <w:rtl w:val="0"/>
         </w:rPr>
         <w:t xml:space="preserve">ASP.NET Core REST APIs Training – Alura </w:t>
+      </w:r>
+      <w:r>
+        <w:rPr>
+          <w:rtl w:val="0"/>
+        </w:rPr>
       </w:r>
     </w:p>
     <w:p>
@@ -1677,15 +1771,18 @@
           <w:numId w:val="1"/>
         </w:numPr>
         <w:ind w:left="720" w:right="6216" w:hanging="360"/>
-        <w:rPr>
-          <w:u w:val="none"/>
-        </w:rPr>
+        <w:rPr/>
       </w:pPr>
       <w:r>
         <w:rPr>
           <w:rtl w:val="0"/>
         </w:rPr>
         <w:t xml:space="preserve">C# and Object Orientation Training – Alura </w:t>
+      </w:r>
+      <w:r>
+        <w:rPr>
+          <w:rtl w:val="0"/>
+        </w:rPr>
       </w:r>
     </w:p>
     <w:p>
@@ -1695,15 +1792,18 @@
           <w:numId w:val="1"/>
         </w:numPr>
         <w:ind w:left="720" w:right="6216" w:hanging="360"/>
-        <w:rPr>
-          <w:u w:val="none"/>
-        </w:rPr>
+        <w:rPr/>
       </w:pPr>
       <w:r>
         <w:rPr>
           <w:rtl w:val="0"/>
         </w:rPr>
         <w:t xml:space="preserve">Node.js: Unit and Integration Tests – Alura </w:t>
+      </w:r>
+      <w:r>
+        <w:rPr>
+          <w:rtl w:val="0"/>
+        </w:rPr>
       </w:r>
     </w:p>
     <w:p>
@@ -1712,17 +1812,20 @@
           <w:ilvl w:val="0"/>
           <w:numId w:val="1"/>
         </w:numPr>
-        <w:spacing w:after="0" w:afterAutospacing="0"/>
+        <w:spacing w:after="0" w:lineRule="auto"/>
         <w:ind w:left="720" w:right="6216" w:hanging="360"/>
-        <w:rPr>
-          <w:u w:val="none"/>
-        </w:rPr>
+        <w:rPr/>
       </w:pPr>
       <w:r>
         <w:rPr>
           <w:rtl w:val="0"/>
         </w:rPr>
         <w:t xml:space="preserve">React: Writing with Typescript – Alura</w:t>
+      </w:r>
+      <w:r>
+        <w:rPr>
+          <w:rtl w:val="0"/>
+        </w:rPr>
       </w:r>
     </w:p>
     <w:p>
@@ -1731,17 +1834,20 @@
           <w:ilvl w:val="0"/>
           <w:numId w:val="1"/>
         </w:numPr>
-        <w:spacing w:after="0" w:afterAutospacing="0" w:before="0" w:beforeAutospacing="0" w:lineRule="auto"/>
+        <w:spacing w:after="0" w:before="0" w:lineRule="auto"/>
         <w:ind w:left="720" w:right="5898" w:hanging="360"/>
-        <w:rPr>
-          <w:u w:val="none"/>
-        </w:rPr>
+        <w:rPr/>
       </w:pPr>
       <w:r>
         <w:rPr>
           <w:rtl w:val="0"/>
         </w:rPr>
         <w:t xml:space="preserve">Front-End Engineer Carrer Path – Codeacademy </w:t>
+      </w:r>
+      <w:r>
+        <w:rPr>
+          <w:rtl w:val="0"/>
+        </w:rPr>
       </w:r>
     </w:p>
     <w:p>
@@ -1750,17 +1856,20 @@
           <w:ilvl w:val="0"/>
           <w:numId w:val="1"/>
         </w:numPr>
-        <w:spacing w:before="0" w:beforeAutospacing="0" w:lineRule="auto"/>
+        <w:spacing w:before="0" w:lineRule="auto"/>
         <w:ind w:left="720" w:right="5898" w:hanging="360"/>
-        <w:rPr>
-          <w:u w:val="none"/>
-        </w:rPr>
+        <w:rPr/>
       </w:pPr>
       <w:r>
         <w:rPr>
           <w:rtl w:val="0"/>
         </w:rPr>
         <w:t xml:space="preserve">Advanced React Course – Codeacademy</w:t>
+      </w:r>
+      <w:r>
+        <w:rPr>
+          <w:rtl w:val="0"/>
+        </w:rPr>
       </w:r>
     </w:p>
     <w:p>
@@ -1770,15 +1879,18 @@
           <w:numId w:val="1"/>
         </w:numPr>
         <w:ind w:left="720" w:right="7564" w:hanging="360"/>
-        <w:rPr>
-          <w:u w:val="none"/>
-        </w:rPr>
+        <w:rPr/>
       </w:pPr>
       <w:r>
         <w:rPr>
           <w:rtl w:val="0"/>
         </w:rPr>
         <w:t xml:space="preserve">C# Course – Codeacademy </w:t>
+      </w:r>
+      <w:r>
+        <w:rPr>
+          <w:rtl w:val="0"/>
+        </w:rPr>
       </w:r>
     </w:p>
     <w:p>
@@ -1787,17 +1899,20 @@
           <w:ilvl w:val="0"/>
           <w:numId w:val="1"/>
         </w:numPr>
-        <w:spacing w:after="0" w:afterAutospacing="0"/>
+        <w:spacing w:after="0" w:lineRule="auto"/>
         <w:ind w:left="720" w:right="7564" w:hanging="360"/>
-        <w:rPr>
-          <w:u w:val="none"/>
-        </w:rPr>
+        <w:rPr/>
       </w:pPr>
       <w:r>
         <w:rPr>
           <w:rtl w:val="0"/>
         </w:rPr>
         <w:t xml:space="preserve">Java Course – Codeacademy</w:t>
+      </w:r>
+      <w:r>
+        <w:rPr>
+          <w:rtl w:val="0"/>
+        </w:rPr>
       </w:r>
     </w:p>
     <w:p>
@@ -1806,17 +1921,20 @@
           <w:ilvl w:val="0"/>
           <w:numId w:val="1"/>
         </w:numPr>
-        <w:spacing w:after="0" w:afterAutospacing="0" w:before="0" w:beforeAutospacing="0" w:line="237" w:lineRule="auto"/>
+        <w:spacing w:after="0" w:before="0" w:line="237" w:lineRule="auto"/>
         <w:ind w:left="720" w:right="3645" w:hanging="360"/>
-        <w:rPr>
-          <w:u w:val="none"/>
-        </w:rPr>
+        <w:rPr/>
       </w:pPr>
       <w:r>
         <w:rPr>
           <w:rtl w:val="0"/>
         </w:rPr>
         <w:t xml:space="preserve">Java e java.util: Collections, Wrappers and Lambda expressions – Alura </w:t>
+      </w:r>
+      <w:r>
+        <w:rPr>
+          <w:rtl w:val="0"/>
+        </w:rPr>
       </w:r>
     </w:p>
     <w:p>
@@ -1825,17 +1943,20 @@
           <w:ilvl w:val="0"/>
           <w:numId w:val="1"/>
         </w:numPr>
-        <w:spacing w:after="0" w:afterAutospacing="0" w:before="0" w:beforeAutospacing="0" w:line="237" w:lineRule="auto"/>
+        <w:spacing w:after="0" w:before="0" w:line="237" w:lineRule="auto"/>
         <w:ind w:left="720" w:right="3645" w:hanging="360"/>
-        <w:rPr>
-          <w:u w:val="none"/>
-        </w:rPr>
+        <w:rPr/>
       </w:pPr>
       <w:r>
         <w:rPr>
           <w:rtl w:val="0"/>
         </w:rPr>
         <w:t xml:space="preserve">Gama Experience #43 – Gama Academy</w:t>
+      </w:r>
+      <w:r>
+        <w:rPr>
+          <w:rtl w:val="0"/>
+        </w:rPr>
       </w:r>
     </w:p>
     <w:p>
@@ -1844,17 +1965,20 @@
           <w:ilvl w:val="0"/>
           <w:numId w:val="1"/>
         </w:numPr>
-        <w:spacing w:after="0" w:afterAutospacing="0" w:before="0" w:beforeAutospacing="0" w:lineRule="auto"/>
+        <w:spacing w:after="0" w:before="0" w:lineRule="auto"/>
         <w:ind w:left="720" w:right="5598" w:hanging="360"/>
-        <w:rPr>
-          <w:u w:val="none"/>
-        </w:rPr>
+        <w:rPr/>
       </w:pPr>
       <w:r>
         <w:rPr>
           <w:rtl w:val="0"/>
         </w:rPr>
         <w:t xml:space="preserve">Java OO: Understanding Object Orientation - Alura </w:t>
+      </w:r>
+      <w:r>
+        <w:rPr>
+          <w:rtl w:val="0"/>
+        </w:rPr>
       </w:r>
     </w:p>
     <w:p>
@@ -1863,17 +1987,20 @@
           <w:ilvl w:val="0"/>
           <w:numId w:val="1"/>
         </w:numPr>
-        <w:spacing w:before="0" w:beforeAutospacing="0" w:lineRule="auto"/>
+        <w:spacing w:before="0" w:lineRule="auto"/>
         <w:ind w:left="720" w:right="5598" w:hanging="360"/>
-        <w:rPr>
-          <w:u w:val="none"/>
-        </w:rPr>
+        <w:rPr/>
       </w:pPr>
       <w:r>
         <w:rPr>
           <w:rtl w:val="0"/>
         </w:rPr>
         <w:t xml:space="preserve">C Course – Codeacademy</w:t>
+      </w:r>
+      <w:r>
+        <w:rPr>
+          <w:rtl w:val="0"/>
+        </w:rPr>
       </w:r>
     </w:p>
     <w:p>
@@ -1883,15 +2010,18 @@
           <w:numId w:val="1"/>
         </w:numPr>
         <w:ind w:left="720" w:right="5405" w:hanging="360"/>
-        <w:rPr>
-          <w:u w:val="none"/>
-        </w:rPr>
+        <w:rPr/>
       </w:pPr>
       <w:r>
         <w:rPr>
           <w:rtl w:val="0"/>
         </w:rPr>
         <w:t xml:space="preserve">Intro to Cloud Computing Course – Codeacademy </w:t>
+      </w:r>
+      <w:r>
+        <w:rPr>
+          <w:rtl w:val="0"/>
+        </w:rPr>
       </w:r>
     </w:p>
     <w:p>
@@ -1901,15 +2031,18 @@
           <w:numId w:val="1"/>
         </w:numPr>
         <w:ind w:left="720" w:right="5405" w:hanging="360"/>
-        <w:rPr>
-          <w:u w:val="none"/>
-        </w:rPr>
+        <w:rPr/>
       </w:pPr>
       <w:r>
         <w:rPr>
           <w:rtl w:val="0"/>
         </w:rPr>
         <w:t xml:space="preserve">Introduction to Cybersecurity Course – Codeacademy </w:t>
+      </w:r>
+      <w:r>
+        <w:rPr>
+          <w:rtl w:val="0"/>
+        </w:rPr>
       </w:r>
     </w:p>
     <w:p>
@@ -1919,15 +2052,18 @@
           <w:numId w:val="1"/>
         </w:numPr>
         <w:ind w:left="720" w:right="5405" w:hanging="360"/>
-        <w:rPr>
-          <w:u w:val="none"/>
-        </w:rPr>
+        <w:rPr/>
       </w:pPr>
       <w:r>
         <w:rPr>
           <w:rtl w:val="0"/>
         </w:rPr>
         <w:t xml:space="preserve">Certificate of Authority: PHP - DevMedia </w:t>
+      </w:r>
+      <w:r>
+        <w:rPr>
+          <w:rtl w:val="0"/>
+        </w:rPr>
       </w:r>
     </w:p>
     <w:p>
@@ -1936,17 +2072,20 @@
           <w:ilvl w:val="0"/>
           <w:numId w:val="1"/>
         </w:numPr>
-        <w:spacing w:after="0" w:afterAutospacing="0"/>
+        <w:spacing w:after="0" w:lineRule="auto"/>
         <w:ind w:left="720" w:right="5405" w:hanging="360"/>
-        <w:rPr>
-          <w:u w:val="none"/>
-        </w:rPr>
+        <w:rPr/>
       </w:pPr>
       <w:r>
         <w:rPr>
           <w:rtl w:val="0"/>
         </w:rPr>
         <w:t xml:space="preserve">Advanced English – Wizard</w:t>
+      </w:r>
+      <w:r>
+        <w:rPr>
+          <w:rtl w:val="0"/>
+        </w:rPr>
       </w:r>
     </w:p>
     <w:p>
@@ -1955,17 +2094,20 @@
           <w:ilvl w:val="0"/>
           <w:numId w:val="1"/>
         </w:numPr>
-        <w:spacing w:after="0" w:afterAutospacing="0" w:before="0" w:beforeAutospacing="0" w:lineRule="auto"/>
+        <w:spacing w:after="0" w:before="0" w:lineRule="auto"/>
         <w:ind w:left="720" w:hanging="360"/>
-        <w:rPr>
-          <w:u w:val="none"/>
-        </w:rPr>
+        <w:rPr/>
       </w:pPr>
       <w:r>
         <w:rPr>
           <w:rtl w:val="0"/>
         </w:rPr>
         <w:t xml:space="preserve">Intermediate French– Wizard</w:t>
+      </w:r>
+      <w:r>
+        <w:rPr>
+          <w:rtl w:val="0"/>
+        </w:rPr>
       </w:r>
     </w:p>
     <w:p>
@@ -1974,17 +2116,20 @@
           <w:ilvl w:val="0"/>
           <w:numId w:val="1"/>
         </w:numPr>
-        <w:spacing w:after="0" w:afterAutospacing="0" w:before="0" w:beforeAutospacing="0" w:line="237" w:lineRule="auto"/>
+        <w:spacing w:after="0" w:before="0" w:line="237" w:lineRule="auto"/>
         <w:ind w:left="720" w:right="6150" w:hanging="360"/>
-        <w:rPr>
-          <w:u w:val="none"/>
-        </w:rPr>
+        <w:rPr/>
       </w:pPr>
       <w:r>
         <w:rPr>
           <w:rtl w:val="0"/>
         </w:rPr>
         <w:t xml:space="preserve">Basic Mandarin – Confucius Institute UNESP</w:t>
+      </w:r>
+      <w:r>
+        <w:rPr>
+          <w:rtl w:val="0"/>
+        </w:rPr>
       </w:r>
     </w:p>
     <w:p>
@@ -1993,11 +2138,9 @@
           <w:ilvl w:val="0"/>
           <w:numId w:val="1"/>
         </w:numPr>
-        <w:spacing w:before="0" w:beforeAutospacing="0" w:line="237" w:lineRule="auto"/>
+        <w:spacing w:before="0" w:line="237" w:lineRule="auto"/>
         <w:ind w:left="720" w:right="6150" w:hanging="360"/>
-        <w:rPr>
-          <w:u w:val="none"/>
-        </w:rPr>
+        <w:rPr/>
         <w:sectPr>
           <w:headerReference r:id="rId10" w:type="default"/>
           <w:pgSz w:h="16840" w:w="11910" w:orient="portrait"/>
@@ -2010,6 +2153,11 @@
           <w:rtl w:val="0"/>
         </w:rPr>
         <w:t xml:space="preserve">Basic German – Stephanie Lich Institute</w:t>
+      </w:r>
+      <w:r>
+        <w:rPr>
+          <w:rtl w:val="0"/>
+        </w:rPr>
       </w:r>
     </w:p>
     <w:p>
@@ -2066,7 +2214,6 @@
     <w:pPr>
       <w:keepNext w:val="0"/>
       <w:keepLines w:val="0"/>
-      <w:pageBreakBefore w:val="0"/>
       <w:widowControl w:val="0"/>
       <w:pBdr>
         <w:top w:space="0" w:sz="0" w:val="nil"/>
